--- a/deployment-kit/USER_GUIDE.docx
+++ b/deployment-kit/USER_GUIDE.docx
@@ -1390,19 +1390,6 @@
     </w:p>
     <w:p>
       <w:pPr>
-        <w:pStyle w:val="Heading3"/>
-      </w:pPr>
-      <w:r>
-        <w:t>Recommendations (Analytics &gt; Recommendations)</w:t>
-      </w:r>
-    </w:p>
-    <w:p>
-      <w:r>
-        <w:t>AI-generated suggestions for improving your brand's AI presence.</w:t>
-      </w:r>
-    </w:p>
-    <w:p>
-      <w:pPr>
         <w:pStyle w:val="Heading2"/>
       </w:pPr>
       <w:r>
@@ -1508,14 +1495,6 @@
       </w:pPr>
       <w:r>
         <w:t>Competitor comparison</w:t>
-      </w:r>
-    </w:p>
-    <w:p>
-      <w:pPr>
-        <w:pStyle w:val="ListBullet"/>
-      </w:pPr>
-      <w:r>
-        <w:t>Recommendations</w:t>
       </w:r>
     </w:p>
     <w:p>
@@ -2473,7 +2452,7 @@
         <w:t>Act on insights</w:t>
       </w:r>
       <w:r>
-        <w:t xml:space="preserve"> - Use recommendations to improve your online presence</w:t>
+        <w:t xml:space="preserve"> - Export the data and interpret it alongside your own strategic context</w:t>
       </w:r>
     </w:p>
     <w:p>
